--- a/docs/csv-validation/TRN-EDHR-培训课程大纲与考核标准-受控草案.docx
+++ b/docs/csv-validation/TRN-EDHR-培训课程大纲与考核标准-受控草案.docx
@@ -74,7 +74,7 @@
           <w:i w:val="false"/>
           <w:sz w:val="21"/>
         </w:rPr>
-        <w:t xml:space="preserve">文件编号：TRN-EDHR-101~299　版本：V0.1　生成日期：2026年09月09日</w:t>
+        <w:t xml:space="preserve">文件编号 TRN-EDHR-101~299　版本 V0.1　生成日期 2026年09月09日</w:t>
       </w:r>
     </w:p>
     <w:tbl>
@@ -8829,8 +8829,8 @@
       </w:tr>
     </w:tbl>
     <w:sectPr>
-      <w:footerReference w:type="default" r:id="R222658fbb3634642"/>
-      <w:footerReference w:type="first" r:id="R8e9e341a28cd4878"/>
+      <w:footerReference w:type="default" r:id="Re73a94d6a73e40ac"/>
+      <w:footerReference w:type="first" r:id="Rd1192100ac304492"/>
       <w:pgSz w:w="11906" w:h="16838"/>
       <w:pgMar w:top="1134" w:right="1247" w:bottom="1134" w:left="1247" w:footer="680"/>
       <w:titlePg/>
